--- a/docs/Newway_UIUX_P0_P1_P2_Implementation_Plan_v2.docx
+++ b/docs/Newway_UIUX_P0_P1_P2_Implementation_Plan_v2.docx
@@ -22,7 +22,7 @@
       <w:r>
         <w:t>SPA Reconstruction Plan</w:t>
         <w:br/>
-        <w:t>P0 / P1 / P2 Implementation</w:t>
+        <w:t>P0 / P1 / P2 Implementation — v3</w:t>
       </w:r>
     </w:p>
     <w:p>
@@ -30,7 +30,7 @@
         <w:jc w:val="center"/>
       </w:pPr>
       <w:r>
-        <w:t>Preserve current HVAC + SBS Bus/Rail capabilities while minimizing UI competition and unnecessary interaction</w:t>
+        <w:t>Template-ready P0 runtime: preserve current HVAC + SBS Bus/Rail capabilities while preparing clean P1 company-schema integration</w:t>
       </w:r>
     </w:p>
     <w:p>
@@ -48,7 +48,7 @@
     </w:p>
     <w:p>
       <w:r>
-        <w:t>P0, P1 and P2 are implementation priority bands. P0 is the smallest complete change needed to make the core technician journey coherent and safe. P1 productizes that journey for real organizations. P2 adds deployment, integration and scale capabilities after the workflow is validated.</w:t>
+        <w:t>P0, P1 and P2 remain implementation priority bands. P0 builds the technician runtime and UX/state architecture; P1 configures that runtime with real company templates and scoped knowledge; P2 adds deployment, integration and scale. The key v3 principle is that P0 must be template-ready without implementing the full template parser/editor.</w:t>
       </w:r>
     </w:p>
     <w:tbl>
@@ -302,22 +302,22 @@
         <w:pStyle w:val="Heading1"/>
       </w:pPr>
       <w:r>
-        <w:t>3. Add one domain-neutral ReportSession</w:t>
+        <w:t>3. Add a template-ready domain-neutral ReportSession</w:t>
       </w:r>
     </w:p>
     <w:p>
       <w:r>
-        <w:t>The SPA should stop treating every pipeline stage as a permanent screen section. Introduce a frontend ReportSession containing report type/scope, job context, evidence, transcript, corrections, facts, unresolved questions, report draft, validation, confirmation and export state.</w:t>
+        <w:t>The SPA should introduce a frontend ReportSession that is schema-aware from day one. In addition to report type/scope, job context, evidence, transcript, corrections, facts, unresolved items, report draft, validation, confirmation and export state, add schemaId, schemaVersion, structuredState and fieldStates. P0 uses built-in schemas; P1 later supplies uploaded/versioned company schemas through the same contract.</w:t>
       </w:r>
     </w:p>
     <w:p>
       <w:r>
-        <w:t>State flow: DRAFT → CAPTURE → PROCESSING → RESOLVE (conditional) → REVIEW → READY_TO_CONFIRM → CONFIRMED → EXPORTED.</w:t>
+        <w:t>ReportSession core fields: id; scope; reportType; schemaId; schemaVersion; jobContext; evidence; transcript; corrections; facts; structuredState; fieldStates; unresolvedItems; reportDraft; validation; confirmation; exportState.</w:t>
       </w:r>
     </w:p>
     <w:p>
       <w:r>
-        <w:t>Skip states that require no human action. A clean complete statement should move from processing directly to review.</w:t>
+        <w:t>State flow remains DRAFT → CAPTURE → PROCESSING → RESOLVE (conditional) → REVIEW → READY_TO_CONFIRM → CONFIRMED → EXPORTED. StructuredJobState is internal runtime state, not another technician-facing page.</w:t>
       </w:r>
     </w:p>
     <w:p>
@@ -2834,7 +2834,7 @@
         <w:pStyle w:val="ListBullet"/>
       </w:pPr>
       <w:r>
-        <w:t>After Stop show Transcribing… then Organizing report…; do not require Transcribe, Extract Facts or Build Report clicks.</w:t>
+        <w:t>After Stop show Transcribing… then Organizing report…. Automatically run transcription → terminology processing → fact extraction → map facts into StructuredJobState → schema completeness check. Do not require Transcribe, Extract Facts or Build Report clicks.</w:t>
       </w:r>
     </w:p>
     <w:p>
@@ -2874,7 +2874,7 @@
         <w:pStyle w:val="ListBullet"/>
       </w:pPr>
       <w:r>
-        <w:t>Queue corrections, critical confirmations, missing fields and contradictions.</w:t>
+        <w:t>Build one generic ResolveQueue from schema validation and integrity validation. Queue item types include TERMINOLOGY, CRITICAL_VALUE, MISSING_FIELD and CONFLICT.</w:t>
       </w:r>
     </w:p>
     <w:p>
@@ -2882,7 +2882,7 @@
         <w:pStyle w:val="ListBullet"/>
       </w:pPr>
       <w:r>
-        <w:t>Show the most blocking/high-risk item first.</w:t>
+        <w:t>Resolve UI receives generic ResolveItem objects and should not contain Bus/Rail/HVAC-specific question branches. Show the most blocking/high-risk unresolved item first.</w:t>
       </w:r>
     </w:p>
     <w:p>
@@ -2898,7 +2898,7 @@
         <w:pStyle w:val="ListBullet"/>
       </w:pPr>
       <w:r>
-        <w:t>After every answer update facts and re-run relevant checks automatically.</w:t>
+        <w:t>After every answer update StructuredJobState/fieldStates and re-run schema and integrity checks automatically.</w:t>
       </w:r>
     </w:p>
     <w:p>
@@ -4188,7 +4188,7 @@
     </w:p>
     <w:p>
       <w:r>
-        <w:t>The discussion also says the final schema should come from real industry forms. Therefore P0 should not attempt to perfect a universal schema. P1 should introduce versioned company templates once real SBS/Newway artifacts are available.</w:t>
+        <w:t>The final schema should come from real industry forms. P0 therefore uses built-in schemas (HVAC_V1, SBS_BUS_V0, SBS_RAIL_V0) behind a common ReportSchema contract; P1 replaces/adds these with reviewed, versioned company schemas without redesigning the technician flow.</w:t>
       </w:r>
     </w:p>
     <w:p>
@@ -4622,7 +4622,1518 @@
     </w:p>
     <w:p>
       <w:r>
-        <w:t>Do not rewrite the working AI/report pipeline. Reconstruct the interface around the technician's task and let the system automatically traverse the pipeline underneath. The strongest P0 outcome is that a technician can choose the report, speak, answer only what is missing, review, confirm and export—while every existing provenance, validation, safety and scope-isolation capability remains available behind the simplified surface.</w:t>
+        <w:t>Do not rewrite the working AI/report pipeline and do not build the full template parser in P0. Reconstruct the interface around the technician's task, insert StructuredJobState between facts and report building, and make the runtime schema-aware. The same New Report → Capture → optional Resolve → Review → Confirm → Complete UX should work today with built-in HVAC/Bus/Rail schemas and later with SBS/Newway/company schemas supplied by P1.</w:t>
+      </w:r>
+    </w:p>
+    <w:p>
+      <w:r>
+        <w:br w:type="page"/>
+      </w:r>
+    </w:p>
+    <w:p>
+      <w:pPr>
+        <w:pStyle w:val="Heading1"/>
+      </w:pPr>
+      <w:r>
+        <w:t>21. v3 architecture revision — P0 runtime, P1 configuration</w:t>
+      </w:r>
+    </w:p>
+    <w:p>
+      <w:r>
+        <w:t>v3 formalizes the architecture as two layers. P0 is the stable technician runtime. P1 is company configuration that plugs schemas and knowledge into that runtime. This avoids building throwaway P0 UI and avoids expanding P0 into arbitrary template parsing.</w:t>
+      </w:r>
+    </w:p>
+    <w:tbl>
+      <w:tblPr>
+        <w:tblStyle w:val="TableGrid"/>
+        <w:tblW w:type="auto" w:w="0"/>
+        <w:tblLook w:firstColumn="1" w:firstRow="1" w:lastColumn="0" w:lastRow="0" w:noHBand="0" w:noVBand="1" w:val="04A0"/>
+      </w:tblPr>
+      <w:tblGrid>
+        <w:gridCol w:w="3408"/>
+        <w:gridCol w:w="3408"/>
+        <w:gridCol w:w="3408"/>
+      </w:tblGrid>
+      <w:tr>
+        <w:tc>
+          <w:tcPr>
+            <w:tcW w:type="dxa" w:w="3408"/>
+            <w:shd w:fill="143F38"/>
+          </w:tcPr>
+          <w:p>
+            <w:r>
+              <w:rPr>
+                <w:b/>
+                <w:color w:val="FFFFFF"/>
+                <w:sz w:val="16"/>
+              </w:rPr>
+              <w:t>Layer</w:t>
+            </w:r>
+          </w:p>
+        </w:tc>
+        <w:tc>
+          <w:tcPr>
+            <w:tcW w:type="dxa" w:w="3408"/>
+            <w:shd w:fill="143F38"/>
+          </w:tcPr>
+          <w:p>
+            <w:r>
+              <w:rPr>
+                <w:b/>
+                <w:color w:val="FFFFFF"/>
+                <w:sz w:val="16"/>
+              </w:rPr>
+              <w:t>Responsibility</w:t>
+            </w:r>
+          </w:p>
+        </w:tc>
+        <w:tc>
+          <w:tcPr>
+            <w:tcW w:type="dxa" w:w="3408"/>
+            <w:shd w:fill="143F38"/>
+          </w:tcPr>
+          <w:p>
+            <w:r>
+              <w:rPr>
+                <w:b/>
+                <w:color w:val="FFFFFF"/>
+                <w:sz w:val="16"/>
+              </w:rPr>
+              <w:t>Implemented when</w:t>
+            </w:r>
+          </w:p>
+        </w:tc>
+      </w:tr>
+      <w:tr>
+        <w:tc>
+          <w:tcPr>
+            <w:tcW w:type="dxa" w:w="3408"/>
+          </w:tcPr>
+          <w:p>
+            <w:r>
+              <w:rPr>
+                <w:sz w:val="16"/>
+              </w:rPr>
+              <w:t>P0 — Technician runtime</w:t>
+            </w:r>
+          </w:p>
+        </w:tc>
+        <w:tc>
+          <w:tcPr>
+            <w:tcW w:type="dxa" w:w="3408"/>
+          </w:tcPr>
+          <w:p>
+            <w:r>
+              <w:rPr>
+                <w:sz w:val="16"/>
+              </w:rPr>
+              <w:t>New Report → ReportSession → Capture → evidence/transcript → facts → StructuredJobState → completeness/resolve → report builder → review → confirm → save/export.</w:t>
+            </w:r>
+          </w:p>
+        </w:tc>
+        <w:tc>
+          <w:tcPr>
+            <w:tcW w:type="dxa" w:w="3408"/>
+          </w:tcPr>
+          <w:p>
+            <w:r>
+              <w:rPr>
+                <w:sz w:val="16"/>
+              </w:rPr>
+              <w:t>Now</w:t>
+            </w:r>
+          </w:p>
+        </w:tc>
+      </w:tr>
+      <w:tr>
+        <w:tc>
+          <w:tcPr>
+            <w:tcW w:type="dxa" w:w="3408"/>
+            <w:shd w:fill="F2F7F5"/>
+          </w:tcPr>
+          <w:p>
+            <w:r>
+              <w:rPr>
+                <w:sz w:val="16"/>
+              </w:rPr>
+              <w:t>P1 — Company configuration</w:t>
+            </w:r>
+          </w:p>
+        </w:tc>
+        <w:tc>
+          <w:tcPr>
+            <w:tcW w:type="dxa" w:w="3408"/>
+            <w:shd w:fill="F2F7F5"/>
+          </w:tcPr>
+          <w:p>
+            <w:r>
+              <w:rPr>
+                <w:sz w:val="16"/>
+              </w:rPr>
+              <w:t>Company template → parser → human schema review → versioned ReportSchema; company documents → scoped RAG/knowledge; both feed the P0 ReportSession.</w:t>
+            </w:r>
+          </w:p>
+        </w:tc>
+        <w:tc>
+          <w:tcPr>
+            <w:tcW w:type="dxa" w:w="3408"/>
+            <w:shd w:fill="F2F7F5"/>
+          </w:tcPr>
+          <w:p>
+            <w:r>
+              <w:rPr>
+                <w:sz w:val="16"/>
+              </w:rPr>
+              <w:t>After P0 stabilizes</w:t>
+            </w:r>
+          </w:p>
+        </w:tc>
+      </w:tr>
+    </w:tbl>
+    <w:p/>
+    <w:p>
+      <w:pPr>
+        <w:pStyle w:val="Heading1"/>
+      </w:pPr>
+      <w:r>
+        <w:t>22. StructuredJobState — architectural bridge</w:t>
+      </w:r>
+    </w:p>
+    <w:p>
+      <w:r>
+        <w:t>Facts are evidence-oriented extraction outputs. StructuredJobState is report-oriented field state. The report builder should consume structured state rather than treating raw extracted facts as the final report model.</w:t>
+      </w:r>
+    </w:p>
+    <w:p>
+      <w:r>
+        <w:t>P0 runtime pipeline:</w:t>
+      </w:r>
+    </w:p>
+    <w:p>
+      <w:r>
+        <w:t>Input → transcription → correction → fact extraction → fact mapping → StructuredJobState → schema completeness → Resolve if needed → report builder → validator</w:t>
+      </w:r>
+    </w:p>
+    <w:tbl>
+      <w:tblPr>
+        <w:tblStyle w:val="TableGrid"/>
+        <w:tblW w:type="auto" w:w="0"/>
+        <w:tblLook w:firstColumn="1" w:firstRow="1" w:lastColumn="0" w:lastRow="0" w:noHBand="0" w:noVBand="1" w:val="04A0"/>
+      </w:tblPr>
+      <w:tblGrid>
+        <w:gridCol w:w="5112"/>
+        <w:gridCol w:w="5112"/>
+      </w:tblGrid>
+      <w:tr>
+        <w:tc>
+          <w:tcPr>
+            <w:tcW w:type="dxa" w:w="5112"/>
+            <w:shd w:fill="143F38"/>
+          </w:tcPr>
+          <w:p>
+            <w:r>
+              <w:rPr>
+                <w:b/>
+                <w:color w:val="FFFFFF"/>
+                <w:sz w:val="16"/>
+              </w:rPr>
+              <w:t>Field state property</w:t>
+            </w:r>
+          </w:p>
+        </w:tc>
+        <w:tc>
+          <w:tcPr>
+            <w:tcW w:type="dxa" w:w="5112"/>
+            <w:shd w:fill="143F38"/>
+          </w:tcPr>
+          <w:p>
+            <w:r>
+              <w:rPr>
+                <w:b/>
+                <w:color w:val="FFFFFF"/>
+                <w:sz w:val="16"/>
+              </w:rPr>
+              <w:t>Purpose</w:t>
+            </w:r>
+          </w:p>
+        </w:tc>
+      </w:tr>
+      <w:tr>
+        <w:tc>
+          <w:tcPr>
+            <w:tcW w:type="dxa" w:w="5112"/>
+          </w:tcPr>
+          <w:p>
+            <w:r>
+              <w:rPr>
+                <w:sz w:val="16"/>
+              </w:rPr>
+              <w:t>fieldId</w:t>
+            </w:r>
+          </w:p>
+        </w:tc>
+        <w:tc>
+          <w:tcPr>
+            <w:tcW w:type="dxa" w:w="5112"/>
+          </w:tcPr>
+          <w:p>
+            <w:r>
+              <w:rPr>
+                <w:sz w:val="16"/>
+              </w:rPr>
+              <w:t>Stable schema field identifier.</w:t>
+            </w:r>
+          </w:p>
+        </w:tc>
+      </w:tr>
+      <w:tr>
+        <w:tc>
+          <w:tcPr>
+            <w:tcW w:type="dxa" w:w="5112"/>
+            <w:shd w:fill="F2F7F5"/>
+          </w:tcPr>
+          <w:p>
+            <w:r>
+              <w:rPr>
+                <w:sz w:val="16"/>
+              </w:rPr>
+              <w:t>value</w:t>
+            </w:r>
+          </w:p>
+        </w:tc>
+        <w:tc>
+          <w:tcPr>
+            <w:tcW w:type="dxa" w:w="5112"/>
+            <w:shd w:fill="F2F7F5"/>
+          </w:tcPr>
+          <w:p>
+            <w:r>
+              <w:rPr>
+                <w:sz w:val="16"/>
+              </w:rPr>
+              <w:t>Current normalized value, or null when unknown.</w:t>
+            </w:r>
+          </w:p>
+        </w:tc>
+      </w:tr>
+      <w:tr>
+        <w:tc>
+          <w:tcPr>
+            <w:tcW w:type="dxa" w:w="5112"/>
+          </w:tcPr>
+          <w:p>
+            <w:r>
+              <w:rPr>
+                <w:sz w:val="16"/>
+              </w:rPr>
+              <w:t>support</w:t>
+            </w:r>
+          </w:p>
+        </w:tc>
+        <w:tc>
+          <w:tcPr>
+            <w:tcW w:type="dxa" w:w="5112"/>
+          </w:tcPr>
+          <w:p>
+            <w:r>
+              <w:rPr>
+                <w:sz w:val="16"/>
+              </w:rPr>
+              <w:t>Fact/evidence references supporting the value.</w:t>
+            </w:r>
+          </w:p>
+        </w:tc>
+      </w:tr>
+      <w:tr>
+        <w:tc>
+          <w:tcPr>
+            <w:tcW w:type="dxa" w:w="5112"/>
+            <w:shd w:fill="F2F7F5"/>
+          </w:tcPr>
+          <w:p>
+            <w:r>
+              <w:rPr>
+                <w:sz w:val="16"/>
+              </w:rPr>
+              <w:t>status</w:t>
+            </w:r>
+          </w:p>
+        </w:tc>
+        <w:tc>
+          <w:tcPr>
+            <w:tcW w:type="dxa" w:w="5112"/>
+            <w:shd w:fill="F2F7F5"/>
+          </w:tcPr>
+          <w:p>
+            <w:r>
+              <w:rPr>
+                <w:sz w:val="16"/>
+              </w:rPr>
+              <w:t>For example SUPPORTED, MISSING, CONFLICT, NEEDS_CONFIRMATION.</w:t>
+            </w:r>
+          </w:p>
+        </w:tc>
+      </w:tr>
+      <w:tr>
+        <w:tc>
+          <w:tcPr>
+            <w:tcW w:type="dxa" w:w="5112"/>
+          </w:tcPr>
+          <w:p>
+            <w:r>
+              <w:rPr>
+                <w:sz w:val="16"/>
+              </w:rPr>
+              <w:t>sourceType</w:t>
+            </w:r>
+          </w:p>
+        </w:tc>
+        <w:tc>
+          <w:tcPr>
+            <w:tcW w:type="dxa" w:w="5112"/>
+          </w:tcPr>
+          <w:p>
+            <w:r>
+              <w:rPr>
+                <w:sz w:val="16"/>
+              </w:rPr>
+              <w:t>Transcript/manual/follow-up/RAG-derived context as allowed.</w:t>
+            </w:r>
+          </w:p>
+        </w:tc>
+      </w:tr>
+      <w:tr>
+        <w:tc>
+          <w:tcPr>
+            <w:tcW w:type="dxa" w:w="5112"/>
+            <w:shd w:fill="F2F7F5"/>
+          </w:tcPr>
+          <w:p>
+            <w:r>
+              <w:rPr>
+                <w:sz w:val="16"/>
+              </w:rPr>
+              <w:t>updatedAt / revision</w:t>
+            </w:r>
+          </w:p>
+        </w:tc>
+        <w:tc>
+          <w:tcPr>
+            <w:tcW w:type="dxa" w:w="5112"/>
+            <w:shd w:fill="F2F7F5"/>
+          </w:tcPr>
+          <w:p>
+            <w:r>
+              <w:rPr>
+                <w:sz w:val="16"/>
+              </w:rPr>
+              <w:t>Supports deterministic invalidation and audit behavior.</w:t>
+            </w:r>
+          </w:p>
+        </w:tc>
+      </w:tr>
+    </w:tbl>
+    <w:p/>
+    <w:p>
+      <w:pPr>
+        <w:pStyle w:val="Heading1"/>
+      </w:pPr>
+      <w:r>
+        <w:t>23. Built-in P0 schemas</w:t>
+      </w:r>
+    </w:p>
+    <w:p>
+      <w:r>
+        <w:t>P0 does not need a universal template engine. Treat the existing report definitions as built-in schema implementations behind one interface.</w:t>
+      </w:r>
+    </w:p>
+    <w:tbl>
+      <w:tblPr>
+        <w:tblStyle w:val="TableGrid"/>
+        <w:tblW w:type="auto" w:w="0"/>
+        <w:tblLook w:firstColumn="1" w:firstRow="1" w:lastColumn="0" w:lastRow="0" w:noHBand="0" w:noVBand="1" w:val="04A0"/>
+      </w:tblPr>
+      <w:tblGrid>
+        <w:gridCol w:w="2045"/>
+        <w:gridCol w:w="2045"/>
+        <w:gridCol w:w="2045"/>
+        <w:gridCol w:w="2045"/>
+        <w:gridCol w:w="2045"/>
+      </w:tblGrid>
+      <w:tr>
+        <w:tc>
+          <w:tcPr>
+            <w:tcW w:type="dxa" w:w="2045"/>
+            <w:shd w:fill="143F38"/>
+          </w:tcPr>
+          <w:p>
+            <w:r>
+              <w:rPr>
+                <w:b/>
+                <w:color w:val="FFFFFF"/>
+                <w:sz w:val="16"/>
+              </w:rPr>
+              <w:t>Report type</w:t>
+            </w:r>
+          </w:p>
+        </w:tc>
+        <w:tc>
+          <w:tcPr>
+            <w:tcW w:type="dxa" w:w="2045"/>
+            <w:shd w:fill="143F38"/>
+          </w:tcPr>
+          <w:p>
+            <w:r>
+              <w:rPr>
+                <w:b/>
+                <w:color w:val="FFFFFF"/>
+                <w:sz w:val="16"/>
+              </w:rPr>
+              <w:t>Scope</w:t>
+            </w:r>
+          </w:p>
+        </w:tc>
+        <w:tc>
+          <w:tcPr>
+            <w:tcW w:type="dxa" w:w="2045"/>
+            <w:shd w:fill="143F38"/>
+          </w:tcPr>
+          <w:p>
+            <w:r>
+              <w:rPr>
+                <w:b/>
+                <w:color w:val="FFFFFF"/>
+                <w:sz w:val="16"/>
+              </w:rPr>
+              <w:t>schemaId</w:t>
+            </w:r>
+          </w:p>
+        </w:tc>
+        <w:tc>
+          <w:tcPr>
+            <w:tcW w:type="dxa" w:w="2045"/>
+            <w:shd w:fill="143F38"/>
+          </w:tcPr>
+          <w:p>
+            <w:r>
+              <w:rPr>
+                <w:b/>
+                <w:color w:val="FFFFFF"/>
+                <w:sz w:val="16"/>
+              </w:rPr>
+              <w:t>schemaVersion</w:t>
+            </w:r>
+          </w:p>
+        </w:tc>
+        <w:tc>
+          <w:tcPr>
+            <w:tcW w:type="dxa" w:w="2045"/>
+            <w:shd w:fill="143F38"/>
+          </w:tcPr>
+          <w:p>
+            <w:r>
+              <w:rPr>
+                <w:b/>
+                <w:color w:val="FFFFFF"/>
+                <w:sz w:val="16"/>
+              </w:rPr>
+              <w:t>P0 renderer</w:t>
+            </w:r>
+          </w:p>
+        </w:tc>
+      </w:tr>
+      <w:tr>
+        <w:tc>
+          <w:tcPr>
+            <w:tcW w:type="dxa" w:w="2045"/>
+          </w:tcPr>
+          <w:p>
+            <w:r>
+              <w:rPr>
+                <w:sz w:val="16"/>
+              </w:rPr>
+              <w:t>HVAC Service Report</w:t>
+            </w:r>
+          </w:p>
+        </w:tc>
+        <w:tc>
+          <w:tcPr>
+            <w:tcW w:type="dxa" w:w="2045"/>
+          </w:tcPr>
+          <w:p>
+            <w:r>
+              <w:rPr>
+                <w:sz w:val="16"/>
+              </w:rPr>
+              <w:t>HVAC</w:t>
+            </w:r>
+          </w:p>
+        </w:tc>
+        <w:tc>
+          <w:tcPr>
+            <w:tcW w:type="dxa" w:w="2045"/>
+          </w:tcPr>
+          <w:p>
+            <w:r>
+              <w:rPr>
+                <w:sz w:val="16"/>
+              </w:rPr>
+              <w:t>hvac_service</w:t>
+            </w:r>
+          </w:p>
+        </w:tc>
+        <w:tc>
+          <w:tcPr>
+            <w:tcW w:type="dxa" w:w="2045"/>
+          </w:tcPr>
+          <w:p>
+            <w:r>
+              <w:rPr>
+                <w:sz w:val="16"/>
+              </w:rPr>
+              <w:t>1</w:t>
+            </w:r>
+          </w:p>
+        </w:tc>
+        <w:tc>
+          <w:tcPr>
+            <w:tcW w:type="dxa" w:w="2045"/>
+          </w:tcPr>
+          <w:p>
+            <w:r>
+              <w:rPr>
+                <w:sz w:val="16"/>
+              </w:rPr>
+              <w:t>Existing HVAC renderer</w:t>
+            </w:r>
+          </w:p>
+        </w:tc>
+      </w:tr>
+      <w:tr>
+        <w:tc>
+          <w:tcPr>
+            <w:tcW w:type="dxa" w:w="2045"/>
+            <w:shd w:fill="F2F7F5"/>
+          </w:tcPr>
+          <w:p>
+            <w:r>
+              <w:rPr>
+                <w:sz w:val="16"/>
+              </w:rPr>
+              <w:t>SBS Bus Maintenance</w:t>
+            </w:r>
+          </w:p>
+        </w:tc>
+        <w:tc>
+          <w:tcPr>
+            <w:tcW w:type="dxa" w:w="2045"/>
+            <w:shd w:fill="F2F7F5"/>
+          </w:tcPr>
+          <w:p>
+            <w:r>
+              <w:rPr>
+                <w:sz w:val="16"/>
+              </w:rPr>
+              <w:t>SBS_BUS</w:t>
+            </w:r>
+          </w:p>
+        </w:tc>
+        <w:tc>
+          <w:tcPr>
+            <w:tcW w:type="dxa" w:w="2045"/>
+            <w:shd w:fill="F2F7F5"/>
+          </w:tcPr>
+          <w:p>
+            <w:r>
+              <w:rPr>
+                <w:sz w:val="16"/>
+              </w:rPr>
+              <w:t>sbs_bus_maintenance</w:t>
+            </w:r>
+          </w:p>
+        </w:tc>
+        <w:tc>
+          <w:tcPr>
+            <w:tcW w:type="dxa" w:w="2045"/>
+            <w:shd w:fill="F2F7F5"/>
+          </w:tcPr>
+          <w:p>
+            <w:r>
+              <w:rPr>
+                <w:sz w:val="16"/>
+              </w:rPr>
+              <w:t>0</w:t>
+            </w:r>
+          </w:p>
+        </w:tc>
+        <w:tc>
+          <w:tcPr>
+            <w:tcW w:type="dxa" w:w="2045"/>
+            <w:shd w:fill="F2F7F5"/>
+          </w:tcPr>
+          <w:p>
+            <w:r>
+              <w:rPr>
+                <w:sz w:val="16"/>
+              </w:rPr>
+              <w:t>Existing 11-section Bus renderer</w:t>
+            </w:r>
+          </w:p>
+        </w:tc>
+      </w:tr>
+      <w:tr>
+        <w:tc>
+          <w:tcPr>
+            <w:tcW w:type="dxa" w:w="2045"/>
+          </w:tcPr>
+          <w:p>
+            <w:r>
+              <w:rPr>
+                <w:sz w:val="16"/>
+              </w:rPr>
+              <w:t>SBS Rail Maintenance</w:t>
+            </w:r>
+          </w:p>
+        </w:tc>
+        <w:tc>
+          <w:tcPr>
+            <w:tcW w:type="dxa" w:w="2045"/>
+          </w:tcPr>
+          <w:p>
+            <w:r>
+              <w:rPr>
+                <w:sz w:val="16"/>
+              </w:rPr>
+              <w:t>SBS_RAIL</w:t>
+            </w:r>
+          </w:p>
+        </w:tc>
+        <w:tc>
+          <w:tcPr>
+            <w:tcW w:type="dxa" w:w="2045"/>
+          </w:tcPr>
+          <w:p>
+            <w:r>
+              <w:rPr>
+                <w:sz w:val="16"/>
+              </w:rPr>
+              <w:t>sbs_rail_maintenance</w:t>
+            </w:r>
+          </w:p>
+        </w:tc>
+        <w:tc>
+          <w:tcPr>
+            <w:tcW w:type="dxa" w:w="2045"/>
+          </w:tcPr>
+          <w:p>
+            <w:r>
+              <w:rPr>
+                <w:sz w:val="16"/>
+              </w:rPr>
+              <w:t>0</w:t>
+            </w:r>
+          </w:p>
+        </w:tc>
+        <w:tc>
+          <w:tcPr>
+            <w:tcW w:type="dxa" w:w="2045"/>
+          </w:tcPr>
+          <w:p>
+            <w:r>
+              <w:rPr>
+                <w:sz w:val="16"/>
+              </w:rPr>
+              <w:t>Existing 12-section Rail renderer</w:t>
+            </w:r>
+          </w:p>
+        </w:tc>
+      </w:tr>
+    </w:tbl>
+    <w:p/>
+    <w:p>
+      <w:r>
+        <w:t>In P1, New Report can list multiple company-specific versions (for example preventive maintenance, brake inspection, track inspection) without changing the page flow.</w:t>
+      </w:r>
+    </w:p>
+    <w:p>
+      <w:pPr>
+        <w:pStyle w:val="Heading1"/>
+      </w:pPr>
+      <w:r>
+        <w:t>24. ReportSchema contract — P0-lite</w:t>
+      </w:r>
+    </w:p>
+    <w:p>
+      <w:r>
+        <w:t>Move only the interface/contract into P0. Keep arbitrary template parsing, AI schema inference, template editing and export reconstruction in P1.</w:t>
+      </w:r>
+    </w:p>
+    <w:p>
+      <w:r>
+        <w:t>Conceptual contract: ReportSchema { id, version, field definitions / required fields, mapFacts(facts) → StructuredJobState, validate(state) → ValidationResult, report metadata/renderer binding }. Existing HVAC/Bus/Rail logic can initially wrap this interface rather than being rewritten.</w:t>
+      </w:r>
+    </w:p>
+    <w:p>
+      <w:r>
+        <w:t>The frontend should know that every ReportSession has a schema, but it should not know whether that schema is built-in or uploaded.</w:t>
+      </w:r>
+    </w:p>
+    <w:p>
+      <w:pPr>
+        <w:pStyle w:val="Heading1"/>
+      </w:pPr>
+      <w:r>
+        <w:t>25. Generic ResolveItem contract</w:t>
+      </w:r>
+    </w:p>
+    <w:tbl>
+      <w:tblPr>
+        <w:tblStyle w:val="TableGrid"/>
+        <w:tblW w:type="auto" w:w="0"/>
+        <w:tblLook w:firstColumn="1" w:firstRow="1" w:lastColumn="0" w:lastRow="0" w:noHBand="0" w:noVBand="1" w:val="04A0"/>
+      </w:tblPr>
+      <w:tblGrid>
+        <w:gridCol w:w="5112"/>
+        <w:gridCol w:w="5112"/>
+      </w:tblGrid>
+      <w:tr>
+        <w:tc>
+          <w:tcPr>
+            <w:tcW w:type="dxa" w:w="5112"/>
+            <w:shd w:fill="143F38"/>
+          </w:tcPr>
+          <w:p>
+            <w:r>
+              <w:rPr>
+                <w:b/>
+                <w:color w:val="FFFFFF"/>
+                <w:sz w:val="16"/>
+              </w:rPr>
+              <w:t>Property</w:t>
+            </w:r>
+          </w:p>
+        </w:tc>
+        <w:tc>
+          <w:tcPr>
+            <w:tcW w:type="dxa" w:w="5112"/>
+            <w:shd w:fill="143F38"/>
+          </w:tcPr>
+          <w:p>
+            <w:r>
+              <w:rPr>
+                <w:b/>
+                <w:color w:val="FFFFFF"/>
+                <w:sz w:val="16"/>
+              </w:rPr>
+              <w:t>Meaning</w:t>
+            </w:r>
+          </w:p>
+        </w:tc>
+      </w:tr>
+      <w:tr>
+        <w:tc>
+          <w:tcPr>
+            <w:tcW w:type="dxa" w:w="5112"/>
+          </w:tcPr>
+          <w:p>
+            <w:r>
+              <w:rPr>
+                <w:sz w:val="16"/>
+              </w:rPr>
+              <w:t>id</w:t>
+            </w:r>
+          </w:p>
+        </w:tc>
+        <w:tc>
+          <w:tcPr>
+            <w:tcW w:type="dxa" w:w="5112"/>
+          </w:tcPr>
+          <w:p>
+            <w:r>
+              <w:rPr>
+                <w:sz w:val="16"/>
+              </w:rPr>
+              <w:t>Stable unresolved-item identifier.</w:t>
+            </w:r>
+          </w:p>
+        </w:tc>
+      </w:tr>
+      <w:tr>
+        <w:tc>
+          <w:tcPr>
+            <w:tcW w:type="dxa" w:w="5112"/>
+            <w:shd w:fill="F2F7F5"/>
+          </w:tcPr>
+          <w:p>
+            <w:r>
+              <w:rPr>
+                <w:sz w:val="16"/>
+              </w:rPr>
+              <w:t>type</w:t>
+            </w:r>
+          </w:p>
+        </w:tc>
+        <w:tc>
+          <w:tcPr>
+            <w:tcW w:type="dxa" w:w="5112"/>
+            <w:shd w:fill="F2F7F5"/>
+          </w:tcPr>
+          <w:p>
+            <w:r>
+              <w:rPr>
+                <w:sz w:val="16"/>
+              </w:rPr>
+              <w:t>TERMINOLOGY | CRITICAL_VALUE | MISSING_FIELD | CONFLICT.</w:t>
+            </w:r>
+          </w:p>
+        </w:tc>
+      </w:tr>
+      <w:tr>
+        <w:tc>
+          <w:tcPr>
+            <w:tcW w:type="dxa" w:w="5112"/>
+          </w:tcPr>
+          <w:p>
+            <w:r>
+              <w:rPr>
+                <w:sz w:val="16"/>
+              </w:rPr>
+              <w:t>fieldId</w:t>
+            </w:r>
+          </w:p>
+        </w:tc>
+        <w:tc>
+          <w:tcPr>
+            <w:tcW w:type="dxa" w:w="5112"/>
+          </w:tcPr>
+          <w:p>
+            <w:r>
+              <w:rPr>
+                <w:sz w:val="16"/>
+              </w:rPr>
+              <w:t>Schema field affected, when applicable.</w:t>
+            </w:r>
+          </w:p>
+        </w:tc>
+      </w:tr>
+      <w:tr>
+        <w:tc>
+          <w:tcPr>
+            <w:tcW w:type="dxa" w:w="5112"/>
+            <w:shd w:fill="F2F7F5"/>
+          </w:tcPr>
+          <w:p>
+            <w:r>
+              <w:rPr>
+                <w:sz w:val="16"/>
+              </w:rPr>
+              <w:t>severity</w:t>
+            </w:r>
+          </w:p>
+        </w:tc>
+        <w:tc>
+          <w:tcPr>
+            <w:tcW w:type="dxa" w:w="5112"/>
+            <w:shd w:fill="F2F7F5"/>
+          </w:tcPr>
+          <w:p>
+            <w:r>
+              <w:rPr>
+                <w:sz w:val="16"/>
+              </w:rPr>
+              <w:t>Ordering/risk signal.</w:t>
+            </w:r>
+          </w:p>
+        </w:tc>
+      </w:tr>
+      <w:tr>
+        <w:tc>
+          <w:tcPr>
+            <w:tcW w:type="dxa" w:w="5112"/>
+          </w:tcPr>
+          <w:p>
+            <w:r>
+              <w:rPr>
+                <w:sz w:val="16"/>
+              </w:rPr>
+              <w:t>question</w:t>
+            </w:r>
+          </w:p>
+        </w:tc>
+        <w:tc>
+          <w:tcPr>
+            <w:tcW w:type="dxa" w:w="5112"/>
+          </w:tcPr>
+          <w:p>
+            <w:r>
+              <w:rPr>
+                <w:sz w:val="16"/>
+              </w:rPr>
+              <w:t>Human-facing prompt.</w:t>
+            </w:r>
+          </w:p>
+        </w:tc>
+      </w:tr>
+      <w:tr>
+        <w:tc>
+          <w:tcPr>
+            <w:tcW w:type="dxa" w:w="5112"/>
+            <w:shd w:fill="F2F7F5"/>
+          </w:tcPr>
+          <w:p>
+            <w:r>
+              <w:rPr>
+                <w:sz w:val="16"/>
+              </w:rPr>
+              <w:t>evidence</w:t>
+            </w:r>
+          </w:p>
+        </w:tc>
+        <w:tc>
+          <w:tcPr>
+            <w:tcW w:type="dxa" w:w="5112"/>
+            <w:shd w:fill="F2F7F5"/>
+          </w:tcPr>
+          <w:p>
+            <w:r>
+              <w:rPr>
+                <w:sz w:val="16"/>
+              </w:rPr>
+              <w:t>Relevant transcript/fact/conflict context.</w:t>
+            </w:r>
+          </w:p>
+        </w:tc>
+      </w:tr>
+      <w:tr>
+        <w:tc>
+          <w:tcPr>
+            <w:tcW w:type="dxa" w:w="5112"/>
+          </w:tcPr>
+          <w:p>
+            <w:r>
+              <w:rPr>
+                <w:sz w:val="16"/>
+              </w:rPr>
+              <w:t>answer</w:t>
+            </w:r>
+          </w:p>
+        </w:tc>
+        <w:tc>
+          <w:tcPr>
+            <w:tcW w:type="dxa" w:w="5112"/>
+          </w:tcPr>
+          <w:p>
+            <w:r>
+              <w:rPr>
+                <w:sz w:val="16"/>
+              </w:rPr>
+              <w:t>Technician response/decision.</w:t>
+            </w:r>
+          </w:p>
+        </w:tc>
+      </w:tr>
+    </w:tbl>
+    <w:p/>
+    <w:p>
+      <w:r>
+        <w:t>StructuredJobState is checked by both the schema validator and integrity validator. Their human-actionable outputs are normalized into ResolveQueue. ResolveCard renders the next item generically; it must not contain code such as `if SBS_BUS then show parts question`.</w:t>
+      </w:r>
+    </w:p>
+    <w:p>
+      <w:pPr>
+        <w:pStyle w:val="Heading1"/>
+      </w:pPr>
+      <w:r>
+        <w:t>26. Review renderer compatibility</w:t>
+      </w:r>
+    </w:p>
+    <w:p>
+      <w:r>
+        <w:t>P0 may keep the existing HVAC, Bus and Rail report renderers behind a shared ReportDocument component. The component receives the active schema, structured state and report draft. P1 can later replace the renderer implementation with a template renderer without changing Review UX.</w:t>
+      </w:r>
+    </w:p>
+    <w:tbl>
+      <w:tblPr>
+        <w:tblStyle w:val="TableGrid"/>
+        <w:tblW w:type="auto" w:w="0"/>
+        <w:tblLook w:firstColumn="1" w:firstRow="1" w:lastColumn="0" w:lastRow="0" w:noHBand="0" w:noVBand="1" w:val="04A0"/>
+      </w:tblPr>
+      <w:tblGrid>
+        <w:gridCol w:w="5112"/>
+        <w:gridCol w:w="5112"/>
+      </w:tblGrid>
+      <w:tr>
+        <w:tc>
+          <w:tcPr>
+            <w:tcW w:type="dxa" w:w="5112"/>
+            <w:shd w:fill="143F38"/>
+          </w:tcPr>
+          <w:p>
+            <w:r>
+              <w:rPr>
+                <w:b/>
+                <w:color w:val="FFFFFF"/>
+                <w:sz w:val="16"/>
+              </w:rPr>
+              <w:t>Today — P0</w:t>
+            </w:r>
+          </w:p>
+        </w:tc>
+        <w:tc>
+          <w:tcPr>
+            <w:tcW w:type="dxa" w:w="5112"/>
+            <w:shd w:fill="143F38"/>
+          </w:tcPr>
+          <w:p>
+            <w:r>
+              <w:rPr>
+                <w:b/>
+                <w:color w:val="FFFFFF"/>
+                <w:sz w:val="16"/>
+              </w:rPr>
+              <w:t>Later — P1</w:t>
+            </w:r>
+          </w:p>
+        </w:tc>
+      </w:tr>
+      <w:tr>
+        <w:tc>
+          <w:tcPr>
+            <w:tcW w:type="dxa" w:w="5112"/>
+          </w:tcPr>
+          <w:p>
+            <w:r>
+              <w:rPr>
+                <w:sz w:val="16"/>
+              </w:rPr>
+              <w:t>ReportDocument → HVAC renderer</w:t>
+            </w:r>
+          </w:p>
+        </w:tc>
+        <w:tc>
+          <w:tcPr>
+            <w:tcW w:type="dxa" w:w="5112"/>
+          </w:tcPr>
+          <w:p>
+            <w:r>
+              <w:rPr>
+                <w:sz w:val="16"/>
+              </w:rPr>
+              <w:t>ReportDocument → versioned template renderer</w:t>
+            </w:r>
+          </w:p>
+        </w:tc>
+      </w:tr>
+      <w:tr>
+        <w:tc>
+          <w:tcPr>
+            <w:tcW w:type="dxa" w:w="5112"/>
+            <w:shd w:fill="F2F7F5"/>
+          </w:tcPr>
+          <w:p>
+            <w:r>
+              <w:rPr>
+                <w:sz w:val="16"/>
+              </w:rPr>
+              <w:t>ReportDocument → Bus 11-section renderer</w:t>
+            </w:r>
+          </w:p>
+        </w:tc>
+        <w:tc>
+          <w:tcPr>
+            <w:tcW w:type="dxa" w:w="5112"/>
+            <w:shd w:fill="F2F7F5"/>
+          </w:tcPr>
+          <w:p>
+            <w:r>
+              <w:rPr>
+                <w:sz w:val="16"/>
+              </w:rPr>
+              <w:t>ReportDocument → SBS company Bus template</w:t>
+            </w:r>
+          </w:p>
+        </w:tc>
+      </w:tr>
+      <w:tr>
+        <w:tc>
+          <w:tcPr>
+            <w:tcW w:type="dxa" w:w="5112"/>
+          </w:tcPr>
+          <w:p>
+            <w:r>
+              <w:rPr>
+                <w:sz w:val="16"/>
+              </w:rPr>
+              <w:t>ReportDocument → Rail 12-section renderer</w:t>
+            </w:r>
+          </w:p>
+        </w:tc>
+        <w:tc>
+          <w:tcPr>
+            <w:tcW w:type="dxa" w:w="5112"/>
+          </w:tcPr>
+          <w:p>
+            <w:r>
+              <w:rPr>
+                <w:sz w:val="16"/>
+              </w:rPr>
+              <w:t>ReportDocument → SBS company Rail template</w:t>
+            </w:r>
+          </w:p>
+        </w:tc>
+      </w:tr>
+    </w:tbl>
+    <w:p/>
+    <w:p>
+      <w:pPr>
+        <w:pStyle w:val="Heading1"/>
+      </w:pPr>
+      <w:r>
+        <w:t>27. Knowledge/RAG boundary</w:t>
+      </w:r>
+    </w:p>
+    <w:p>
+      <w:r>
+        <w:t>Keep document ingestion and manual retrieval outside the technician flow exactly as planned. The technician never needs to manually search RAG to create a report. Company documents remain scoped knowledge; retrieval may automatically support terminology, mapping, validation or report context where policy permits.</w:t>
+      </w:r>
+    </w:p>
+    <w:p>
+      <w:pPr>
+        <w:pStyle w:val="Heading1"/>
+      </w:pPr>
+      <w:r>
+        <w:t>28. Explicit P0 exclusions</w:t>
+      </w:r>
+    </w:p>
+    <w:p>
+      <w:pPr>
+        <w:pStyle w:val="ListBullet"/>
+      </w:pPr>
+      <w:r>
+        <w:t>Do not build arbitrary DOCX/PDF template parsing.</w:t>
+      </w:r>
+    </w:p>
+    <w:p>
+      <w:pPr>
+        <w:pStyle w:val="ListBullet"/>
+      </w:pPr>
+      <w:r>
+        <w:t>Do not build AI schema inference/editor workflow.</w:t>
+      </w:r>
+    </w:p>
+    <w:p>
+      <w:pPr>
+        <w:pStyle w:val="ListBullet"/>
+      </w:pPr>
+      <w:r>
+        <w:t>Do not build a universal visual template designer.</w:t>
+      </w:r>
+    </w:p>
+    <w:p>
+      <w:pPr>
+        <w:pStyle w:val="ListBullet"/>
+      </w:pPr>
+      <w:r>
+        <w:t>Do not reconstruct arbitrary uploaded form layout for export.</w:t>
+      </w:r>
+    </w:p>
+    <w:p>
+      <w:pPr>
+        <w:pStyle w:val="ListBullet"/>
+      </w:pPr>
+      <w:r>
+        <w:t>Do not make company-template onboarding a prerequisite for the three current report types.</w:t>
+      </w:r>
+    </w:p>
+    <w:p>
+      <w:pPr>
+        <w:pStyle w:val="ListBullet"/>
+      </w:pPr>
+      <w:r>
+        <w:t>Do not add scope-specific frontend branches for follow-up questions.</w:t>
+      </w:r>
+    </w:p>
+    <w:p>
+      <w:pPr>
+        <w:pStyle w:val="Heading1"/>
+      </w:pPr>
+      <w:r>
+        <w:t>29. Revised P0 backlog changes</w:t>
+      </w:r>
+    </w:p>
+    <w:tbl>
+      <w:tblPr>
+        <w:tblStyle w:val="TableGrid"/>
+        <w:tblW w:type="auto" w:w="0"/>
+        <w:tblLook w:firstColumn="1" w:firstRow="1" w:lastColumn="0" w:lastRow="0" w:noHBand="0" w:noVBand="1" w:val="04A0"/>
+      </w:tblPr>
+      <w:tblGrid>
+        <w:gridCol w:w="5112"/>
+        <w:gridCol w:w="5112"/>
+      </w:tblGrid>
+      <w:tr>
+        <w:tc>
+          <w:tcPr>
+            <w:tcW w:type="dxa" w:w="5112"/>
+            <w:shd w:fill="143F38"/>
+          </w:tcPr>
+          <w:p>
+            <w:r>
+              <w:rPr>
+                <w:b/>
+                <w:color w:val="FFFFFF"/>
+                <w:sz w:val="16"/>
+              </w:rPr>
+              <w:t>Item</w:t>
+            </w:r>
+          </w:p>
+        </w:tc>
+        <w:tc>
+          <w:tcPr>
+            <w:tcW w:type="dxa" w:w="5112"/>
+            <w:shd w:fill="143F38"/>
+          </w:tcPr>
+          <w:p>
+            <w:r>
+              <w:rPr>
+                <w:b/>
+                <w:color w:val="FFFFFF"/>
+                <w:sz w:val="16"/>
+              </w:rPr>
+              <w:t>v3 wording</w:t>
+            </w:r>
+          </w:p>
+        </w:tc>
+      </w:tr>
+      <w:tr>
+        <w:tc>
+          <w:tcPr>
+            <w:tcW w:type="dxa" w:w="5112"/>
+          </w:tcPr>
+          <w:p>
+            <w:r>
+              <w:rPr>
+                <w:sz w:val="16"/>
+              </w:rPr>
+              <w:t>P0.1</w:t>
+            </w:r>
+          </w:p>
+        </w:tc>
+        <w:tc>
+          <w:tcPr>
+            <w:tcW w:type="dxa" w:w="5112"/>
+          </w:tcPr>
+          <w:p>
+            <w:r>
+              <w:rPr>
+                <w:sz w:val="16"/>
+              </w:rPr>
+              <w:t>Add domain-neutral ReportSession, ReportSchema interface, StructuredJobState, fieldStates and UI state machine without changing existing backend contracts.</w:t>
+            </w:r>
+          </w:p>
+        </w:tc>
+      </w:tr>
+      <w:tr>
+        <w:tc>
+          <w:tcPr>
+            <w:tcW w:type="dxa" w:w="5112"/>
+            <w:shd w:fill="F2F7F5"/>
+          </w:tcPr>
+          <w:p>
+            <w:r>
+              <w:rPr>
+                <w:sz w:val="16"/>
+              </w:rPr>
+              <w:t>P0.4</w:t>
+            </w:r>
+          </w:p>
+        </w:tc>
+        <w:tc>
+          <w:tcPr>
+            <w:tcW w:type="dxa" w:w="5112"/>
+            <w:shd w:fill="F2F7F5"/>
+          </w:tcPr>
+          <w:p>
+            <w:r>
+              <w:rPr>
+                <w:sz w:val="16"/>
+              </w:rPr>
+              <w:t>Auto-run input → transcribe → correct → extract facts → map to StructuredJobState → schema completeness check → Resolve if needed → build report → validate.</w:t>
+            </w:r>
+          </w:p>
+        </w:tc>
+      </w:tr>
+      <w:tr>
+        <w:tc>
+          <w:tcPr>
+            <w:tcW w:type="dxa" w:w="5112"/>
+          </w:tcPr>
+          <w:p>
+            <w:r>
+              <w:rPr>
+                <w:sz w:val="16"/>
+              </w:rPr>
+              <w:t>P0.6</w:t>
+            </w:r>
+          </w:p>
+        </w:tc>
+        <w:tc>
+          <w:tcPr>
+            <w:tcW w:type="dxa" w:w="5112"/>
+          </w:tcPr>
+          <w:p>
+            <w:r>
+              <w:rPr>
+                <w:sz w:val="16"/>
+              </w:rPr>
+              <w:t>Create generic ResolveQueue from schema-validator + integrity-validator outputs; render ResolveItem generically.</w:t>
+            </w:r>
+          </w:p>
+        </w:tc>
+      </w:tr>
+      <w:tr>
+        <w:tc>
+          <w:tcPr>
+            <w:tcW w:type="dxa" w:w="5112"/>
+            <w:shd w:fill="F2F7F5"/>
+          </w:tcPr>
+          <w:p>
+            <w:r>
+              <w:rPr>
+                <w:sz w:val="16"/>
+              </w:rPr>
+              <w:t>P0.7</w:t>
+            </w:r>
+          </w:p>
+        </w:tc>
+        <w:tc>
+          <w:tcPr>
+            <w:tcW w:type="dxa" w:w="5112"/>
+            <w:shd w:fill="F2F7F5"/>
+          </w:tcPr>
+          <w:p>
+            <w:r>
+              <w:rPr>
+                <w:sz w:val="16"/>
+              </w:rPr>
+              <w:t>Shared ReportDocument accepts schema/state/draft while P0 delegates to existing HVAC/Bus/Rail renderers.</w:t>
+            </w:r>
+          </w:p>
+        </w:tc>
+      </w:tr>
+      <w:tr>
+        <w:tc>
+          <w:tcPr>
+            <w:tcW w:type="dxa" w:w="5112"/>
+          </w:tcPr>
+          <w:p>
+            <w:r>
+              <w:rPr>
+                <w:sz w:val="16"/>
+              </w:rPr>
+              <w:t>P0.8</w:t>
+            </w:r>
+          </w:p>
+        </w:tc>
+        <w:tc>
+          <w:tcPr>
+            <w:tcW w:type="dxa" w:w="5112"/>
+          </w:tcPr>
+          <w:p>
+            <w:r>
+              <w:rPr>
+                <w:sz w:val="16"/>
+              </w:rPr>
+              <w:t>V2 finalization parity remains required; confirmation binds exact schemaId/schemaVersion as well as report/facts/validation state.</w:t>
+            </w:r>
+          </w:p>
+        </w:tc>
+      </w:tr>
+    </w:tbl>
+    <w:p/>
+    <w:p>
+      <w:pPr>
+        <w:pStyle w:val="Heading1"/>
+      </w:pPr>
+      <w:r>
+        <w:t>30. Revised acceptance criteria</w:t>
+      </w:r>
+    </w:p>
+    <w:p>
+      <w:pPr>
+        <w:pStyle w:val="ListBullet"/>
+      </w:pPr>
+      <w:r>
+        <w:t>Every new report session records schemaId and schemaVersion.</w:t>
+      </w:r>
+    </w:p>
+    <w:p>
+      <w:pPr>
+        <w:pStyle w:val="ListBullet"/>
+      </w:pPr>
+      <w:r>
+        <w:t>Facts are mapped into StructuredJobState before report construction.</w:t>
+      </w:r>
+    </w:p>
+    <w:p>
+      <w:pPr>
+        <w:pStyle w:val="ListBullet"/>
+      </w:pPr>
+      <w:r>
+        <w:t>Missing/uncertain/conflicting field state is represented explicitly in fieldStates.</w:t>
+      </w:r>
+    </w:p>
+    <w:p>
+      <w:pPr>
+        <w:pStyle w:val="ListBullet"/>
+      </w:pPr>
+      <w:r>
+        <w:t>Resolve UI renders generic unresolved items and contains no hard-coded Bus/Rail/HVAC question logic.</w:t>
+      </w:r>
+    </w:p>
+    <w:p>
+      <w:pPr>
+        <w:pStyle w:val="ListBullet"/>
+      </w:pPr>
+      <w:r>
+        <w:t>P0 ships with built-in HVAC_V1, SBS_BUS_V0 and SBS_RAIL_V0 schema implementations/contracts.</w:t>
+      </w:r>
+    </w:p>
+    <w:p>
+      <w:pPr>
+        <w:pStyle w:val="ListBullet"/>
+      </w:pPr>
+      <w:r>
+        <w:t>Existing HVAC/Bus/Rail renderers can remain underneath a shared ReportDocument interface.</w:t>
+      </w:r>
+    </w:p>
+    <w:p>
+      <w:pPr>
+        <w:pStyle w:val="ListBullet"/>
+      </w:pPr>
+      <w:r>
+        <w:t>Full template parsing/editor/onboarding remains P1.</w:t>
+      </w:r>
+    </w:p>
+    <w:p>
+      <w:pPr>
+        <w:pStyle w:val="ListBullet"/>
+      </w:pPr>
+      <w:r>
+        <w:t>Replacing a built-in schema with a P1 company schema does not require redesigning New Report, Capture, Resolve, Review or Confirm.</w:t>
+      </w:r>
+    </w:p>
+    <w:p>
+      <w:pPr>
+        <w:pStyle w:val="Heading1"/>
+      </w:pPr>
+      <w:r>
+        <w:t>31. v3 decision summary</w:t>
+      </w:r>
+    </w:p>
+    <w:p>
+      <w:r>
+        <w:t>P0 is now explicitly a template-ready runtime, not merely a UI cleanup. Its durable abstraction is: Report Type → ReportSchema → StructuredJobState → unresolved field state → ReportDocument. P1 configures those abstractions from real company templates and scoped documents. This is the minimum architectural preparation needed now to avoid a second frontend/state refactor when SBS/Newway templates arrive.</w:t>
       </w:r>
     </w:p>
     <w:sectPr>
